--- a/app/modulos/ribot/plantillas/MODELO INC D.docx
+++ b/app/modulos/ribot/plantillas/MODELO INC D.docx
@@ -10,15 +10,6 @@
           <w:rFonts w:ascii="Arial" w:hAnsi="Arial" w:cs="Arial"/>
         </w:rPr>
       </w:pPr>
-    </w:p>
-    <w:p>
-      <w:pPr>
-        <w:ind w:left="0" w:right="1133"/>
-        <w:jc w:val="right"/>
-        <w:rPr>
-          <w:rFonts w:ascii="Arial" w:hAnsi="Arial" w:cs="Arial"/>
-        </w:rPr>
-      </w:pPr>
       <w:r>
         <w:rPr>
           <w:rFonts w:ascii="Arial" w:hAnsi="Arial" w:cs="Arial"/>
@@ -26,16 +17,16 @@
           <w:lang w:val="en-US"/>
         </w:rPr>
         <w:drawing>
-          <wp:anchor distT="0" distB="0" distL="114300" distR="114300" simplePos="0" relativeHeight="251659264" behindDoc="1" locked="0" layoutInCell="1" allowOverlap="1" wp14:anchorId="0A403291" wp14:editId="4A6FD68C">
+          <wp:anchor distT="0" distB="0" distL="114300" distR="114300" simplePos="0" relativeHeight="251659264" behindDoc="1" locked="0" layoutInCell="1" allowOverlap="1" wp14:anchorId="0A403291" wp14:editId="1C95E3C8">
             <wp:simplePos x="0" y="0"/>
             <wp:positionH relativeFrom="margin">
-              <wp:align>center</wp:align>
+              <wp:posOffset>3116580</wp:posOffset>
             </wp:positionH>
             <wp:positionV relativeFrom="paragraph">
-              <wp:posOffset>5715</wp:posOffset>
+              <wp:posOffset>64770</wp:posOffset>
             </wp:positionV>
-            <wp:extent cx="1327150" cy="1210945"/>
-            <wp:effectExtent l="0" t="0" r="6350" b="8255"/>
+            <wp:extent cx="1271905" cy="1160780"/>
+            <wp:effectExtent l="0" t="0" r="4445" b="1270"/>
             <wp:wrapSquare wrapText="right"/>
             <wp:docPr id="6" name="Imagen 6" descr="imagen"/>
             <wp:cNvGraphicFramePr>
@@ -66,7 +57,7 @@
                   <pic:spPr bwMode="auto">
                     <a:xfrm>
                       <a:off x="0" y="0"/>
-                      <a:ext cx="1327150" cy="1210945"/>
+                      <a:ext cx="1271905" cy="1160780"/>
                     </a:xfrm>
                     <a:prstGeom prst="rect">
                       <a:avLst/>
@@ -88,6 +79,15 @@
     </w:p>
     <w:p>
       <w:pPr>
+        <w:ind w:left="0" w:right="1133"/>
+        <w:jc w:val="right"/>
+        <w:rPr>
+          <w:rFonts w:ascii="Arial" w:hAnsi="Arial" w:cs="Arial"/>
+        </w:rPr>
+      </w:pPr>
+    </w:p>
+    <w:p>
+      <w:pPr>
         <w:tabs>
           <w:tab w:val="right" w:pos="10773"/>
         </w:tabs>
@@ -139,26 +139,35 @@
           <w:szCs w:val="36"/>
         </w:rPr>
       </w:pPr>
-    </w:p>
-    <w:p>
-      <w:pPr>
-        <w:spacing w:after="0" w:line="200" w:lineRule="atLeast"/>
-        <w:jc w:val="center"/>
+      <w:r>
         <w:rPr>
           <w:rFonts w:ascii="Arial" w:hAnsi="Arial" w:cs="Arial"/>
           <w:b/>
           <w:sz w:val="36"/>
           <w:szCs w:val="36"/>
         </w:rPr>
-      </w:pPr>
-      <w:r>
+        <w:t>SUNAT</w:t>
+      </w:r>
+    </w:p>
+    <w:p>
+      <w:pPr>
+        <w:spacing w:after="0" w:line="200" w:lineRule="atLeast"/>
+        <w:jc w:val="center"/>
         <w:rPr>
           <w:rFonts w:ascii="Arial" w:hAnsi="Arial" w:cs="Arial"/>
           <w:b/>
-          <w:sz w:val="36"/>
-          <w:szCs w:val="36"/>
-        </w:rPr>
-        <w:t>SUNAT</w:t>
+          <w:sz w:val="24"/>
+          <w:szCs w:val="24"/>
+        </w:rPr>
+      </w:pPr>
+      <w:r>
+        <w:rPr>
+          <w:rFonts w:ascii="Arial" w:hAnsi="Arial" w:cs="Arial"/>
+          <w:b/>
+          <w:sz w:val="24"/>
+          <w:szCs w:val="24"/>
+        </w:rPr>
+        <w:t>INTENDENCIA DE TRIBUTOS INTERNOS JUNIN</w:t>
       </w:r>
     </w:p>
     <w:p>
@@ -179,30 +188,29 @@
           <w:sz w:val="28"/>
           <w:szCs w:val="28"/>
         </w:rPr>
-        <w:t>RESOLUCIÓN</w:t>
-      </w:r>
-      <w:r>
+        <w:t xml:space="preserve">RESOLUCIÓN DE INTENDENCIA </w:t>
+      </w:r>
+    </w:p>
+    <w:p>
+      <w:pPr>
+        <w:spacing w:after="0" w:line="200" w:lineRule="atLeast"/>
+        <w:jc w:val="center"/>
         <w:rPr>
           <w:rFonts w:ascii="Arial" w:hAnsi="Arial" w:cs="Arial"/>
           <w:b/>
           <w:sz w:val="28"/>
           <w:szCs w:val="28"/>
         </w:rPr>
-        <w:t xml:space="preserve"> DE INTENDENCIA </w:t>
-      </w:r>
-    </w:p>
-    <w:p>
-      <w:pPr>
-        <w:spacing w:after="0" w:line="200" w:lineRule="atLeast"/>
-        <w:jc w:val="center"/>
+      </w:pPr>
+      <w:r>
         <w:rPr>
           <w:rFonts w:ascii="Arial" w:hAnsi="Arial" w:cs="Arial"/>
           <w:b/>
           <w:sz w:val="28"/>
           <w:szCs w:val="28"/>
         </w:rPr>
-      </w:pPr>
-      <w:proofErr w:type="spellStart"/>
+        <w:t xml:space="preserve">N.° </w:t>
+      </w:r>
       <w:r>
         <w:rPr>
           <w:rFonts w:ascii="Arial" w:hAnsi="Arial" w:cs="Arial"/>
@@ -210,25 +218,6 @@
           <w:sz w:val="28"/>
           <w:szCs w:val="28"/>
         </w:rPr>
-        <w:t>N.°</w:t>
-      </w:r>
-      <w:proofErr w:type="spellEnd"/>
-      <w:r>
-        <w:rPr>
-          <w:rFonts w:ascii="Arial" w:hAnsi="Arial" w:cs="Arial"/>
-          <w:b/>
-          <w:sz w:val="28"/>
-          <w:szCs w:val="28"/>
-        </w:rPr>
-        <w:t xml:space="preserve"> </w:t>
-      </w:r>
-      <w:r>
-        <w:rPr>
-          <w:rFonts w:ascii="Arial" w:hAnsi="Arial" w:cs="Arial"/>
-          <w:b/>
-          <w:sz w:val="28"/>
-          <w:szCs w:val="28"/>
-        </w:rPr>
         <w:t>{{NRO_RES}}</w:t>
       </w:r>
     </w:p>
@@ -273,7 +262,7 @@
           <w:szCs w:val="20"/>
           <w:lang w:val="es-ES_tradnl"/>
         </w:rPr>
-        <w:t>{{CIUDAD}}, {{FECHA_RES}}</w:t>
+        <w:t>Huancayo</w:t>
       </w:r>
       <w:r>
         <w:rPr>
@@ -282,7 +271,16 @@
           <w:szCs w:val="20"/>
           <w:lang w:val="es-ES_tradnl"/>
         </w:rPr>
-        <w:t>.</w:t>
+        <w:t xml:space="preserve">, </w:t>
+      </w:r>
+      <w:r>
+        <w:rPr>
+          <w:rFonts w:ascii="Arial" w:hAnsi="Arial" w:cs="Arial"/>
+          <w:sz w:val="20"/>
+          <w:szCs w:val="20"/>
+          <w:lang w:val="es-ES_tradnl"/>
+        </w:rPr>
+        <w:t>{{FECHA_RES}}</w:t>
       </w:r>
     </w:p>
     <w:p>
@@ -332,21 +330,307 @@
       </w:pPr>
       <w:r>
         <w:rPr>
+          <w:rFonts w:ascii="Arial" w:eastAsia="Times New Roman" w:hAnsi="Arial" w:cs="Arial"/>
+          <w:b/>
+          <w:sz w:val="20"/>
+          <w:szCs w:val="20"/>
+          <w:lang w:val="es-ES_tradnl" w:eastAsia="es-ES"/>
+        </w:rPr>
+        <w:t>VISTO</w:t>
+      </w:r>
+      <w:r>
+        <w:rPr>
+          <w:rFonts w:ascii="Arial" w:eastAsia="Times New Roman" w:hAnsi="Arial" w:cs="Arial"/>
+          <w:sz w:val="20"/>
+          <w:szCs w:val="20"/>
+          <w:lang w:val="es-ES_tradnl" w:eastAsia="es-ES"/>
+        </w:rPr>
+        <w:t xml:space="preserve">, el Expediente N.º </w:t>
+      </w:r>
+      <w:bookmarkStart w:id="0" w:name="_Hlk104214069"/>
+      <w:r>
+        <w:rPr>
+          <w:rFonts w:ascii="Arial" w:hAnsi="Arial" w:cs="Arial"/>
+          <w:bCs/>
+          <w:sz w:val="20"/>
+          <w:szCs w:val="20"/>
+        </w:rPr>
+        <w:t>{{NRO_EXP}}</w:t>
+      </w:r>
+      <w:r>
+        <w:rPr>
+          <w:rFonts w:ascii="Arial" w:hAnsi="Arial" w:cs="Arial"/>
+          <w:bCs/>
+          <w:sz w:val="20"/>
+          <w:szCs w:val="20"/>
+        </w:rPr>
+        <w:t xml:space="preserve"> </w:t>
+      </w:r>
+      <w:r>
+        <w:rPr>
+          <w:rFonts w:ascii="Arial" w:eastAsia="Times New Roman" w:hAnsi="Arial" w:cs="Arial"/>
+          <w:sz w:val="20"/>
+          <w:szCs w:val="20"/>
+          <w:lang w:eastAsia="es-ES"/>
+        </w:rPr>
+        <w:t>generado por la emisión de oficio del</w:t>
+      </w:r>
+      <w:r>
+        <w:rPr>
+          <w:rFonts w:ascii="Arial" w:eastAsia="Times New Roman" w:hAnsi="Arial" w:cs="Arial"/>
+          <w:sz w:val="20"/>
+          <w:szCs w:val="20"/>
+          <w:lang w:eastAsia="es-ES"/>
+        </w:rPr>
+        <w:t xml:space="preserve"> </w:t>
+      </w:r>
+      <w:r>
+        <w:rPr>
+          <w:rFonts w:ascii="Arial" w:eastAsia="Times New Roman" w:hAnsi="Arial" w:cs="Arial"/>
+          <w:sz w:val="20"/>
+          <w:szCs w:val="20"/>
+          <w:lang w:val="es-ES_tradnl" w:eastAsia="es-ES"/>
+        </w:rPr>
+        <w:t xml:space="preserve">Formulario N.º 194 “Comunicación para la revocación, modificación, sustitución, complementación o convalidación de los actos administrativos”, de fecha </w:t>
+      </w:r>
+      <w:r>
+        <w:rPr>
+          <w:rFonts w:ascii="Arial" w:hAnsi="Arial" w:cs="Arial"/>
+          <w:bCs/>
+          <w:sz w:val="20"/>
+          <w:szCs w:val="20"/>
+        </w:rPr>
+        <w:t>{{FEC_EXP}}</w:t>
+      </w:r>
+      <w:r>
+        <w:rPr>
+          <w:rFonts w:ascii="Arial" w:hAnsi="Arial" w:cs="Arial"/>
+          <w:bCs/>
+          <w:sz w:val="20"/>
+          <w:szCs w:val="20"/>
+          <w:lang w:val="es-ES_tradnl"/>
+        </w:rPr>
+        <w:t>,</w:t>
+      </w:r>
+      <w:r>
+        <w:rPr>
+          <w:rFonts w:ascii="Arial" w:hAnsi="Arial" w:cs="Arial"/>
+          <w:bCs/>
+          <w:sz w:val="20"/>
+          <w:szCs w:val="20"/>
+          <w:lang w:val="es-ES_tradnl"/>
+        </w:rPr>
+        <w:t xml:space="preserve"> </w:t>
+      </w:r>
+      <w:r>
+        <w:rPr>
+          <w:rFonts w:ascii="Arial" w:eastAsia="Times New Roman" w:hAnsi="Arial" w:cs="Arial"/>
+          <w:sz w:val="20"/>
+          <w:szCs w:val="20"/>
+          <w:lang w:eastAsia="es-ES"/>
+        </w:rPr>
+        <w:t xml:space="preserve">correspondiente al contribuyente </w:t>
+      </w:r>
+      <w:r>
+        <w:rPr>
+          <w:rFonts w:ascii="Arial" w:hAnsi="Arial" w:cs="Arial"/>
+          <w:b/>
+          <w:sz w:val="20"/>
+          <w:szCs w:val="20"/>
+        </w:rPr>
+        <w:t>{{RAZON_SOCIAL}}</w:t>
+      </w:r>
+      <w:r>
+        <w:rPr>
+          <w:rFonts w:ascii="Arial" w:hAnsi="Arial" w:cs="Arial"/>
+          <w:bCs/>
+          <w:sz w:val="20"/>
+          <w:szCs w:val="20"/>
+          <w:lang w:val="es-ES_tradnl"/>
+        </w:rPr>
+        <w:t>,</w:t>
+      </w:r>
+      <w:r>
+        <w:rPr>
+          <w:rFonts w:ascii="Arial" w:eastAsia="Times New Roman" w:hAnsi="Arial" w:cs="Arial"/>
+          <w:sz w:val="20"/>
+          <w:szCs w:val="20"/>
+          <w:lang w:val="es-ES_tradnl" w:eastAsia="es-ES"/>
+        </w:rPr>
+        <w:t xml:space="preserve"> identificado con RUC N.º </w:t>
+      </w:r>
+      <w:bookmarkEnd w:id="0"/>
+      <w:r>
+        <w:rPr>
+          <w:rFonts w:ascii="Arial" w:hAnsi="Arial" w:cs="Arial"/>
+          <w:b/>
+          <w:sz w:val="20"/>
+          <w:szCs w:val="20"/>
+        </w:rPr>
+        <w:t>{{RUC}}</w:t>
+      </w:r>
+      <w:r>
+        <w:rPr>
+          <w:rFonts w:ascii="Arial" w:hAnsi="Arial" w:cs="Arial"/>
+          <w:bCs/>
+          <w:sz w:val="20"/>
+          <w:szCs w:val="20"/>
+          <w:lang w:val="es-ES_tradnl"/>
+        </w:rPr>
+        <w:t>,</w:t>
+      </w:r>
+      <w:r>
+        <w:rPr>
+          <w:rFonts w:ascii="Arial" w:eastAsia="Times New Roman" w:hAnsi="Arial" w:cs="Arial"/>
+          <w:sz w:val="20"/>
+          <w:szCs w:val="20"/>
+          <w:lang w:val="es-ES_tradnl" w:eastAsia="es-ES"/>
+        </w:rPr>
+        <w:t xml:space="preserve"> con domicilio fiscal </w:t>
+      </w:r>
+      <w:r>
+        <w:rPr>
+          <w:rFonts w:ascii="Arial" w:eastAsia="Times New Roman" w:hAnsi="Arial" w:cs="Arial"/>
+          <w:sz w:val="20"/>
+          <w:szCs w:val="20"/>
+          <w:lang w:val="es-ES_tradnl" w:eastAsia="es-ES"/>
+        </w:rPr>
+        <w:t xml:space="preserve">en </w:t>
+      </w:r>
+      <w:r>
+        <w:rPr>
+          <w:rFonts w:ascii="Arial" w:eastAsia="Times New Roman" w:hAnsi="Arial" w:cs="Arial"/>
+          <w:sz w:val="20"/>
+          <w:szCs w:val="20"/>
+          <w:lang w:eastAsia="es-ES"/>
+        </w:rPr>
+        <w:t>{{DOMICILIO}}</w:t>
+      </w:r>
+      <w:r>
+        <w:rPr>
+          <w:rFonts w:ascii="Arial" w:eastAsia="Times New Roman" w:hAnsi="Arial" w:cs="Arial"/>
+          <w:sz w:val="20"/>
+          <w:szCs w:val="20"/>
+          <w:lang w:val="es-ES_tradnl" w:eastAsia="es-ES"/>
+        </w:rPr>
+        <w:t xml:space="preserve">, contra la Orden de Pago N.º </w:t>
+      </w:r>
+      <w:r>
+        <w:rPr>
+          <w:rFonts w:ascii="Arial" w:hAnsi="Arial" w:cs="Arial"/>
+          <w:b/>
+          <w:bCs/>
+          <w:sz w:val="20"/>
+          <w:szCs w:val="20"/>
+        </w:rPr>
+        <w:t>{{NRO_OP}}</w:t>
+      </w:r>
+      <w:r>
+        <w:rPr>
+          <w:rFonts w:ascii="Arial" w:eastAsia="Times New Roman" w:hAnsi="Arial" w:cs="Arial"/>
+          <w:sz w:val="20"/>
+          <w:szCs w:val="20"/>
+          <w:lang w:val="es-ES_tradnl" w:eastAsia="es-ES"/>
+        </w:rPr>
+        <w:t xml:space="preserve">, emitida por la omisión al pago del </w:t>
+      </w:r>
+      <w:r>
+        <w:rPr>
+          <w:rFonts w:ascii="Arial" w:eastAsia="Times New Roman" w:hAnsi="Arial" w:cs="Arial"/>
+          <w:sz w:val="20"/>
+          <w:szCs w:val="20"/>
+          <w:lang w:val="es-ES" w:eastAsia="es-ES"/>
+        </w:rPr>
+        <w:t xml:space="preserve">Impuesto a la Renta de Segunda Categoría Retenciones - </w:t>
+      </w:r>
+      <w:r>
+        <w:rPr>
+          <w:rFonts w:ascii="Arial" w:hAnsi="Arial" w:cs="Arial"/>
+          <w:bCs/>
+          <w:sz w:val="20"/>
+          <w:szCs w:val="20"/>
+          <w:lang w:val="es-ES"/>
+        </w:rPr>
+        <w:t>{{COD_TRIB}}</w:t>
+      </w:r>
+      <w:r>
+        <w:rPr>
+          <w:rFonts w:ascii="Arial" w:eastAsia="Times New Roman" w:hAnsi="Arial" w:cs="Arial"/>
+          <w:sz w:val="20"/>
+          <w:szCs w:val="20"/>
+          <w:lang w:val="es-ES_tradnl" w:eastAsia="es-ES"/>
+        </w:rPr>
+        <w:t xml:space="preserve">, correspondiente al periodo </w:t>
+      </w:r>
+      <w:r>
+        <w:rPr>
+          <w:rFonts w:ascii="Arial" w:hAnsi="Arial" w:cs="Arial"/>
+          <w:bCs/>
+          <w:sz w:val="20"/>
+          <w:szCs w:val="20"/>
+        </w:rPr>
+        <w:t>{{PERIODO}}</w:t>
+      </w:r>
+      <w:r>
+        <w:rPr>
+          <w:rFonts w:ascii="Arial" w:hAnsi="Arial" w:cs="Arial"/>
+          <w:bCs/>
+          <w:sz w:val="20"/>
+          <w:szCs w:val="20"/>
+        </w:rPr>
+        <w:t>.</w:t>
+      </w:r>
+    </w:p>
+    <w:p>
+      <w:pPr>
+        <w:tabs>
+          <w:tab w:val="left" w:pos="10206"/>
+        </w:tabs>
+        <w:spacing w:after="0" w:line="200" w:lineRule="atLeast"/>
+        <w:ind w:left="1418" w:right="1416"/>
+        <w:jc w:val="both"/>
+        <w:rPr>
+          <w:rFonts w:ascii="Arial" w:hAnsi="Arial" w:cs="Arial"/>
+          <w:b/>
+          <w:sz w:val="20"/>
+          <w:szCs w:val="20"/>
+          <w:lang w:val="es-ES_tradnl"/>
+        </w:rPr>
+      </w:pPr>
+    </w:p>
+    <w:p>
+      <w:pPr>
+        <w:tabs>
+          <w:tab w:val="left" w:pos="10206"/>
+        </w:tabs>
+        <w:spacing w:after="0" w:line="200" w:lineRule="atLeast"/>
+        <w:ind w:left="1418" w:right="1416"/>
+        <w:jc w:val="both"/>
+        <w:rPr>
+          <w:rFonts w:ascii="Arial" w:hAnsi="Arial" w:cs="Arial"/>
+          <w:b/>
+          <w:sz w:val="20"/>
+          <w:szCs w:val="20"/>
+          <w:lang w:val="es-ES_tradnl"/>
+        </w:rPr>
+      </w:pPr>
+      <w:r>
+        <w:rPr>
           <w:noProof/>
         </w:rPr>
         <w:drawing>
-          <wp:anchor distT="0" distB="0" distL="114300" distR="114300" simplePos="0" relativeHeight="251675648" behindDoc="1" locked="0" layoutInCell="1" allowOverlap="1" wp14:anchorId="5B9BB482" wp14:editId="5A3385DC">
+          <wp:anchor distT="0" distB="0" distL="114300" distR="114300" simplePos="0" relativeHeight="251665408" behindDoc="1" locked="0" layoutInCell="1" allowOverlap="1" wp14:anchorId="7EF612CF" wp14:editId="6430CAA6">
             <wp:simplePos x="0" y="0"/>
-            <wp:positionH relativeFrom="column">
-              <wp:posOffset>-28575</wp:posOffset>
+            <wp:positionH relativeFrom="margin">
+              <wp:align>left</wp:align>
             </wp:positionH>
             <wp:positionV relativeFrom="paragraph">
-              <wp:posOffset>612140</wp:posOffset>
+              <wp:posOffset>6985</wp:posOffset>
             </wp:positionV>
-            <wp:extent cx="876453" cy="810055"/>
-            <wp:effectExtent l="0" t="0" r="0" b="9525"/>
+            <wp:extent cx="884555" cy="1061720"/>
+            <wp:effectExtent l="0" t="0" r="0" b="5080"/>
             <wp:wrapNone/>
-            <wp:docPr id="2078249134" name="Imagen 1" descr="Diagrama&#10;&#10;El contenido generado por IA puede ser incorrecto."/>
+            <wp:docPr id="4" name="Imagen 4" descr="Imagen que contiene Gráfico&#10;&#10;Descripción generada automáticamente"/>
             <wp:cNvGraphicFramePr>
               <a:graphicFrameLocks xmlns:a="http://schemas.openxmlformats.org/drawingml/2006/main" noChangeAspect="1"/>
             </wp:cNvGraphicFramePr>
@@ -354,7 +638,7 @@
               <a:graphicData uri="http://schemas.openxmlformats.org/drawingml/2006/picture">
                 <pic:pic xmlns:pic="http://schemas.openxmlformats.org/drawingml/2006/picture">
                   <pic:nvPicPr>
-                    <pic:cNvPr id="2078249134" name="Imagen 1" descr="Diagrama&#10;&#10;El contenido generado por IA puede ser incorrecto."/>
+                    <pic:cNvPr id="20" name="Imagen 20" descr="Imagen que contiene Gráfico&#10;&#10;Descripción generada automáticamente"/>
                     <pic:cNvPicPr/>
                   </pic:nvPicPr>
                   <pic:blipFill>
@@ -372,7 +656,7 @@
                   <pic:spPr>
                     <a:xfrm>
                       <a:off x="0" y="0"/>
-                      <a:ext cx="876453" cy="810055"/>
+                      <a:ext cx="884555" cy="1061720"/>
                     </a:xfrm>
                     <a:prstGeom prst="rect">
                       <a:avLst/>
@@ -381,10 +665,10 @@
                 </pic:pic>
               </a:graphicData>
             </a:graphic>
-            <wp14:sizeRelH relativeFrom="page">
+            <wp14:sizeRelH relativeFrom="margin">
               <wp14:pctWidth>0</wp14:pctWidth>
             </wp14:sizeRelH>
-            <wp14:sizeRelV relativeFrom="page">
+            <wp14:sizeRelV relativeFrom="margin">
               <wp14:pctHeight>0</wp14:pctHeight>
             </wp14:sizeRelV>
           </wp:anchor>
@@ -392,257 +676,13 @@
       </w:r>
       <w:r>
         <w:rPr>
-          <w:rFonts w:ascii="Arial" w:eastAsia="Times New Roman" w:hAnsi="Arial" w:cs="Arial"/>
+          <w:rFonts w:ascii="Arial" w:hAnsi="Arial" w:cs="Arial"/>
           <w:b/>
           <w:sz w:val="20"/>
           <w:szCs w:val="20"/>
-          <w:lang w:val="es-ES_tradnl" w:eastAsia="es-ES"/>
-        </w:rPr>
-        <w:t>VISTO</w:t>
-      </w:r>
-      <w:r>
-        <w:rPr>
-          <w:rFonts w:ascii="Arial" w:eastAsia="Times New Roman" w:hAnsi="Arial" w:cs="Arial"/>
-          <w:sz w:val="20"/>
-          <w:szCs w:val="20"/>
-          <w:lang w:val="es-ES_tradnl" w:eastAsia="es-ES"/>
-        </w:rPr>
-        <w:t xml:space="preserve">, el Expediente N.º </w:t>
-      </w:r>
-      <w:bookmarkStart w:id="0" w:name="_Hlk104214069"/>
-      <w:r>
-        <w:rPr>
-          <w:rFonts w:ascii="Arial" w:eastAsia="Times New Roman" w:hAnsi="Arial" w:cs="Arial"/>
-          <w:sz w:val="20"/>
-          <w:szCs w:val="20"/>
-          <w:lang w:eastAsia="es-ES"/>
-        </w:rPr>
-        <w:t>{{NRO_EXP}}</w:t>
-      </w:r>
-      <w:r>
-        <w:rPr>
-          <w:rFonts w:ascii="Arial" w:eastAsia="Times New Roman" w:hAnsi="Arial" w:cs="Arial"/>
-          <w:sz w:val="20"/>
-          <w:szCs w:val="20"/>
-          <w:lang w:eastAsia="es-ES"/>
-        </w:rPr>
-        <w:t xml:space="preserve"> </w:t>
-      </w:r>
-      <w:r>
-        <w:rPr>
-          <w:rFonts w:ascii="Arial" w:eastAsia="Times New Roman" w:hAnsi="Arial" w:cs="Arial"/>
-          <w:sz w:val="20"/>
-          <w:szCs w:val="20"/>
-          <w:lang w:eastAsia="es-ES"/>
-        </w:rPr>
-        <w:t>generado por la emisión de oficio del</w:t>
-      </w:r>
-      <w:r>
-        <w:rPr>
-          <w:rFonts w:ascii="Arial" w:eastAsia="Times New Roman" w:hAnsi="Arial" w:cs="Arial"/>
-          <w:sz w:val="20"/>
-          <w:szCs w:val="20"/>
-          <w:lang w:eastAsia="es-ES"/>
-        </w:rPr>
-        <w:t xml:space="preserve"> </w:t>
-      </w:r>
-      <w:r>
-        <w:rPr>
-          <w:rFonts w:ascii="Arial" w:eastAsia="Times New Roman" w:hAnsi="Arial" w:cs="Arial"/>
-          <w:sz w:val="20"/>
-          <w:szCs w:val="20"/>
-          <w:lang w:val="es-ES_tradnl" w:eastAsia="es-ES"/>
-        </w:rPr>
-        <w:t xml:space="preserve">Formulario N.º 194 “Comunicación para la revocación, modificación, sustitución, complementación o convalidación de los actos administrativos”, de fecha </w:t>
-      </w:r>
-      <w:r>
-        <w:rPr>
-          <w:rFonts w:ascii="Arial" w:eastAsia="Times New Roman" w:hAnsi="Arial" w:cs="Arial"/>
-          <w:sz w:val="20"/>
-          <w:szCs w:val="20"/>
-          <w:lang w:eastAsia="es-ES"/>
-        </w:rPr>
-        <w:t>10/02</w:t>
-      </w:r>
-      <w:r>
-        <w:rPr>
-          <w:rFonts w:ascii="Arial" w:eastAsia="Times New Roman" w:hAnsi="Arial" w:cs="Arial"/>
-          <w:sz w:val="20"/>
-          <w:szCs w:val="20"/>
-          <w:lang w:eastAsia="es-ES"/>
-        </w:rPr>
-        <w:t>/</w:t>
-      </w:r>
-      <w:r>
-        <w:rPr>
-          <w:rFonts w:ascii="Arial" w:eastAsia="Times New Roman" w:hAnsi="Arial" w:cs="Arial"/>
-          <w:sz w:val="20"/>
-          <w:szCs w:val="20"/>
-          <w:lang w:eastAsia="es-ES"/>
-        </w:rPr>
-        <w:t>202</w:t>
-      </w:r>
-      <w:r>
-        <w:rPr>
-          <w:rFonts w:ascii="Arial" w:eastAsia="Times New Roman" w:hAnsi="Arial" w:cs="Arial"/>
-          <w:sz w:val="20"/>
-          <w:szCs w:val="20"/>
-          <w:lang w:eastAsia="es-ES"/>
-        </w:rPr>
-        <w:t>6</w:t>
-      </w:r>
-      <w:r>
-        <w:rPr>
-          <w:rFonts w:ascii="Arial" w:eastAsia="Times New Roman" w:hAnsi="Arial" w:cs="Arial"/>
-          <w:sz w:val="20"/>
-          <w:szCs w:val="20"/>
-          <w:lang w:eastAsia="es-ES"/>
-        </w:rPr>
-        <w:t xml:space="preserve">, correspondiente al contribuyente </w:t>
-      </w:r>
-      <w:r>
-        <w:rPr>
-          <w:rFonts w:ascii="Arial" w:eastAsia="Times New Roman" w:hAnsi="Arial" w:cs="Arial"/>
-          <w:b/>
-          <w:bCs/>
-          <w:sz w:val="20"/>
-          <w:szCs w:val="20"/>
-          <w:lang w:eastAsia="es-ES"/>
-        </w:rPr>
-        <w:t>{{RAZON_SOCIAL}}</w:t>
-      </w:r>
-      <w:r>
-        <w:rPr>
-          <w:rFonts w:ascii="Arial" w:eastAsia="Times New Roman" w:hAnsi="Arial" w:cs="Arial"/>
-          <w:b/>
-          <w:bCs/>
-          <w:sz w:val="20"/>
-          <w:szCs w:val="20"/>
-          <w:lang w:eastAsia="es-ES"/>
-        </w:rPr>
-        <w:t xml:space="preserve">, </w:t>
-      </w:r>
-      <w:r>
-        <w:rPr>
-          <w:rFonts w:ascii="Arial" w:eastAsia="Times New Roman" w:hAnsi="Arial" w:cs="Arial"/>
-          <w:sz w:val="20"/>
-          <w:szCs w:val="20"/>
-          <w:lang w:val="es-ES_tradnl" w:eastAsia="es-ES"/>
-        </w:rPr>
-        <w:t xml:space="preserve">identificado con RUC N.º </w:t>
-      </w:r>
-      <w:bookmarkEnd w:id="0"/>
-      <w:r>
-        <w:rPr>
-          <w:rFonts w:ascii="Arial" w:eastAsia="Times New Roman" w:hAnsi="Arial" w:cs="Arial"/>
-          <w:b/>
-          <w:color w:val="000000"/>
-          <w:sz w:val="20"/>
-          <w:szCs w:val="20"/>
-          <w:lang w:eastAsia="es-ES"/>
-        </w:rPr>
-        <w:t xml:space="preserve">{{RUC}}, </w:t>
-      </w:r>
-      <w:r>
-        <w:rPr>
-          <w:rFonts w:ascii="Arial" w:eastAsia="Times New Roman" w:hAnsi="Arial" w:cs="Arial"/>
-          <w:sz w:val="20"/>
-          <w:szCs w:val="20"/>
-          <w:lang w:val="es-ES_tradnl" w:eastAsia="es-ES"/>
-        </w:rPr>
-        <w:t xml:space="preserve">con domicilio fiscal </w:t>
-      </w:r>
-      <w:r>
-        <w:rPr>
-          <w:rFonts w:ascii="Arial" w:eastAsia="Times New Roman" w:hAnsi="Arial" w:cs="Arial"/>
-          <w:sz w:val="20"/>
-          <w:szCs w:val="20"/>
-          <w:lang w:val="es-ES_tradnl" w:eastAsia="es-ES"/>
-        </w:rPr>
-        <w:t>en</w:t>
-      </w:r>
-      <w:r>
-        <w:rPr>
-          <w:rFonts w:ascii="Arial" w:eastAsia="Times New Roman" w:hAnsi="Arial" w:cs="Arial"/>
-          <w:sz w:val="20"/>
-          <w:szCs w:val="20"/>
-          <w:lang w:val="es-ES_tradnl" w:eastAsia="es-ES"/>
-        </w:rPr>
-        <w:t xml:space="preserve"> </w:t>
-      </w:r>
-      <w:r>
-        <w:rPr>
-          <w:rFonts w:ascii="Arial" w:eastAsia="Times New Roman" w:hAnsi="Arial" w:cs="Arial"/>
-          <w:sz w:val="20"/>
-          <w:szCs w:val="20"/>
-          <w:lang w:val="es-ES_tradnl" w:eastAsia="es-ES"/>
-        </w:rPr>
-        <w:t>{{DOMICILIO}}</w:t>
-      </w:r>
-      <w:r>
-        <w:rPr>
-          <w:rFonts w:ascii="Arial" w:eastAsia="Times New Roman" w:hAnsi="Arial" w:cs="Arial"/>
-          <w:sz w:val="20"/>
-          <w:szCs w:val="20"/>
-          <w:lang w:val="es-ES_tradnl" w:eastAsia="es-ES"/>
-        </w:rPr>
-        <w:t xml:space="preserve">, contra la Orden de Pago N.º </w:t>
-      </w:r>
-      <w:r>
-        <w:rPr>
-          <w:rFonts w:ascii="Arial" w:eastAsia="Times New Roman" w:hAnsi="Arial" w:cs="Arial"/>
-          <w:b/>
-          <w:bCs/>
-          <w:sz w:val="20"/>
-          <w:szCs w:val="20"/>
-          <w:lang w:eastAsia="es-ES"/>
-        </w:rPr>
-        <w:t>{{NRO_OP}}</w:t>
-      </w:r>
-      <w:r>
-        <w:rPr>
-          <w:rFonts w:ascii="Arial" w:eastAsia="Times New Roman" w:hAnsi="Arial" w:cs="Arial"/>
-          <w:sz w:val="20"/>
-          <w:szCs w:val="20"/>
-          <w:lang w:val="es-ES_tradnl" w:eastAsia="es-ES"/>
-        </w:rPr>
-        <w:t xml:space="preserve">, emitida por la omisión al pago del </w:t>
-      </w:r>
-      <w:r>
-        <w:rPr>
-          <w:rFonts w:ascii="Arial" w:eastAsia="Times New Roman" w:hAnsi="Arial" w:cs="Arial"/>
-          <w:sz w:val="20"/>
-          <w:szCs w:val="20"/>
-          <w:lang w:val="es-ES" w:eastAsia="es-ES"/>
-        </w:rPr>
-        <w:t xml:space="preserve">Impuesto a la Renta de Segunda Categoría Retenciones - </w:t>
-      </w:r>
-      <w:r>
-        <w:rPr>
-          <w:rFonts w:ascii="Arial" w:eastAsia="Times New Roman" w:hAnsi="Arial" w:cs="Arial"/>
-          <w:sz w:val="20"/>
-          <w:szCs w:val="20"/>
-          <w:lang w:eastAsia="es-ES"/>
-        </w:rPr>
-        <w:t>030202</w:t>
-      </w:r>
-      <w:r>
-        <w:rPr>
-          <w:rFonts w:ascii="Arial" w:eastAsia="Times New Roman" w:hAnsi="Arial" w:cs="Arial"/>
-          <w:sz w:val="20"/>
-          <w:szCs w:val="20"/>
-          <w:lang w:val="es-ES_tradnl" w:eastAsia="es-ES"/>
-        </w:rPr>
-        <w:t xml:space="preserve">, correspondiente al periodo </w:t>
-      </w:r>
-      <w:r>
-        <w:rPr>
-          <w:rFonts w:ascii="Arial" w:eastAsia="Times New Roman" w:hAnsi="Arial" w:cs="Arial"/>
-          <w:sz w:val="20"/>
-          <w:szCs w:val="20"/>
-          <w:lang w:val="es-ES_tradnl" w:eastAsia="es-ES"/>
-        </w:rPr>
-        <w:t>{{PERIODO}}.</w:t>
+          <w:lang w:val="es-ES_tradnl"/>
+        </w:rPr>
+        <w:t>CONSIDERANDO:</w:t>
       </w:r>
     </w:p>
     <w:p>
@@ -655,7 +695,7 @@
         <w:jc w:val="both"/>
         <w:rPr>
           <w:rFonts w:ascii="Arial" w:hAnsi="Arial" w:cs="Arial"/>
-          <w:b/>
+          <w:bCs/>
           <w:sz w:val="20"/>
           <w:szCs w:val="20"/>
           <w:lang w:val="es-ES_tradnl"/>
@@ -672,7 +712,7 @@
         <w:jc w:val="both"/>
         <w:rPr>
           <w:rFonts w:ascii="Arial" w:hAnsi="Arial" w:cs="Arial"/>
-          <w:b/>
+          <w:bCs/>
           <w:sz w:val="20"/>
           <w:szCs w:val="20"/>
           <w:lang w:val="es-ES_tradnl"/>
@@ -681,12 +721,12 @@
       <w:r>
         <w:rPr>
           <w:rFonts w:ascii="Arial" w:hAnsi="Arial" w:cs="Arial"/>
-          <w:b/>
+          <w:bCs/>
           <w:sz w:val="20"/>
           <w:szCs w:val="20"/>
           <w:lang w:val="es-ES_tradnl"/>
         </w:rPr>
-        <w:t>CONSIDERANDO:</w:t>
+        <w:t>Que, el numeral 2 del artículo 108° del Código Tributario, cuyo texto único ordenado fue aprobado por el Decreto Supremo N.° 133-2013-EF, establece que después de la notificación la Administración Tributaria sólo podrá revocar, modificar, sustituir o complementar sus actos, cuando detecte que se han presentado circunstancias posteriores a su emisión que demuestran su improcedencia o cuando se trate de errores materiales, tales como los de redacción o de cálculo.</w:t>
       </w:r>
     </w:p>
     <w:p>
@@ -705,104 +745,6 @@
           <w:lang w:val="es-ES_tradnl"/>
         </w:rPr>
       </w:pPr>
-    </w:p>
-    <w:p>
-      <w:pPr>
-        <w:tabs>
-          <w:tab w:val="left" w:pos="10206"/>
-        </w:tabs>
-        <w:spacing w:after="0" w:line="200" w:lineRule="atLeast"/>
-        <w:ind w:left="1418" w:right="1416"/>
-        <w:jc w:val="both"/>
-        <w:rPr>
-          <w:rFonts w:ascii="Arial" w:hAnsi="Arial" w:cs="Arial"/>
-          <w:bCs/>
-          <w:sz w:val="20"/>
-          <w:szCs w:val="20"/>
-          <w:lang w:val="es-ES_tradnl"/>
-        </w:rPr>
-      </w:pPr>
-      <w:r>
-        <w:rPr>
-          <w:rFonts w:ascii="Arial" w:hAnsi="Arial" w:cs="Arial"/>
-          <w:bCs/>
-          <w:sz w:val="20"/>
-          <w:szCs w:val="20"/>
-          <w:lang w:val="es-ES_tradnl"/>
-        </w:rPr>
-        <w:t>Que, el numeral 2 del artículo 108° del Código Tributario, cuyo texto único ordenado fue aprobado por el Decreto Supremo N.° 133-2013-EF, establece que después de la notificación la Administración Tributaria sólo podrá revocar, modificar, sustituir o complementar sus actos, cuando detecte que se han presentado circunstancias posteriores a su emisión que demuestran su improcedencia o cuando se trate de errores materiales, tales como los de redacción o de cálculo.</w:t>
-      </w:r>
-    </w:p>
-    <w:p>
-      <w:pPr>
-        <w:tabs>
-          <w:tab w:val="left" w:pos="10206"/>
-        </w:tabs>
-        <w:spacing w:after="0" w:line="200" w:lineRule="atLeast"/>
-        <w:ind w:left="1418" w:right="1416"/>
-        <w:jc w:val="both"/>
-        <w:rPr>
-          <w:rFonts w:ascii="Arial" w:hAnsi="Arial" w:cs="Arial"/>
-          <w:bCs/>
-          <w:sz w:val="20"/>
-          <w:szCs w:val="20"/>
-          <w:lang w:val="es-ES_tradnl"/>
-        </w:rPr>
-      </w:pPr>
-      <w:r>
-        <w:rPr>
-          <w:noProof/>
-        </w:rPr>
-        <w:drawing>
-          <wp:anchor distT="0" distB="0" distL="114300" distR="114300" simplePos="0" relativeHeight="251665408" behindDoc="1" locked="0" layoutInCell="1" allowOverlap="1" wp14:anchorId="7EF612CF" wp14:editId="63F3D637">
-            <wp:simplePos x="0" y="0"/>
-            <wp:positionH relativeFrom="margin">
-              <wp:align>left</wp:align>
-            </wp:positionH>
-            <wp:positionV relativeFrom="paragraph">
-              <wp:posOffset>8890</wp:posOffset>
-            </wp:positionV>
-            <wp:extent cx="858520" cy="1029970"/>
-            <wp:effectExtent l="0" t="0" r="0" b="0"/>
-            <wp:wrapNone/>
-            <wp:docPr id="4" name="Imagen 4" descr="Imagen que contiene Gráfico&#10;&#10;Descripción generada automáticamente"/>
-            <wp:cNvGraphicFramePr>
-              <a:graphicFrameLocks xmlns:a="http://schemas.openxmlformats.org/drawingml/2006/main" noChangeAspect="1"/>
-            </wp:cNvGraphicFramePr>
-            <a:graphic xmlns:a="http://schemas.openxmlformats.org/drawingml/2006/main">
-              <a:graphicData uri="http://schemas.openxmlformats.org/drawingml/2006/picture">
-                <pic:pic xmlns:pic="http://schemas.openxmlformats.org/drawingml/2006/picture">
-                  <pic:nvPicPr>
-                    <pic:cNvPr id="20" name="Imagen 20" descr="Imagen que contiene Gráfico&#10;&#10;Descripción generada automáticamente"/>
-                    <pic:cNvPicPr/>
-                  </pic:nvPicPr>
-                  <pic:blipFill>
-                    <a:blip r:embed="rId13">
-                      <a:extLst>
-                        <a:ext uri="{28A0092B-C50C-407E-A947-70E740481C1C}">
-                          <a14:useLocalDpi xmlns:a14="http://schemas.microsoft.com/office/drawing/2010/main" val="0"/>
-                        </a:ext>
-                      </a:extLst>
-                    </a:blip>
-                    <a:stretch>
-                      <a:fillRect/>
-                    </a:stretch>
-                  </pic:blipFill>
-                  <pic:spPr>
-                    <a:xfrm>
-                      <a:off x="0" y="0"/>
-                      <a:ext cx="858520" cy="1029970"/>
-                    </a:xfrm>
-                    <a:prstGeom prst="rect">
-                      <a:avLst/>
-                    </a:prstGeom>
-                  </pic:spPr>
-                </pic:pic>
-              </a:graphicData>
-            </a:graphic>
-          </wp:anchor>
-        </w:drawing>
-      </w:r>
     </w:p>
     <w:p>
       <w:pPr>
@@ -936,7 +878,7 @@
                     </pic:cNvPicPr>
                   </pic:nvPicPr>
                   <pic:blipFill rotWithShape="1">
-                    <a:blip r:embed="rId14">
+                    <a:blip r:embed="rId13">
                       <a:extLst>
                         <a:ext uri="{28A0092B-C50C-407E-A947-70E740481C1C}">
                           <a14:useLocalDpi xmlns:a14="http://schemas.microsoft.com/office/drawing/2010/main" val="0"/>
@@ -1046,7 +988,7 @@
           <w:sz w:val="20"/>
           <w:szCs w:val="20"/>
         </w:rPr>
-        <w:t>18/11/2025</w:t>
+        <w:t>{{FEC_EM_OP}}</w:t>
       </w:r>
       <w:r>
         <w:rPr>
@@ -1385,6 +1327,7 @@
                 <w:rFonts w:ascii="Arial" w:eastAsia="Times New Roman" w:hAnsi="Arial" w:cs="Arial"/>
                 <w:sz w:val="16"/>
                 <w:szCs w:val="16"/>
+                <w:highlight w:val="yellow"/>
                 <w:lang w:eastAsia="es-PE"/>
               </w:rPr>
             </w:pPr>
@@ -1423,6 +1366,7 @@
                 <w:rFonts w:ascii="Arial" w:eastAsia="Times New Roman" w:hAnsi="Arial" w:cs="Arial"/>
                 <w:sz w:val="20"/>
                 <w:szCs w:val="20"/>
+                <w:highlight w:val="yellow"/>
                 <w:lang w:eastAsia="es-PE"/>
               </w:rPr>
             </w:pPr>
@@ -1459,6 +1403,7 @@
                 <w:rFonts w:ascii="Arial" w:eastAsia="Times New Roman" w:hAnsi="Arial" w:cs="Arial"/>
                 <w:sz w:val="20"/>
                 <w:szCs w:val="20"/>
+                <w:highlight w:val="yellow"/>
                 <w:lang w:eastAsia="es-PE"/>
               </w:rPr>
             </w:pPr>
@@ -1495,6 +1440,7 @@
                 <w:rFonts w:ascii="Arial" w:eastAsia="Times New Roman" w:hAnsi="Arial" w:cs="Arial"/>
                 <w:sz w:val="20"/>
                 <w:szCs w:val="20"/>
+                <w:highlight w:val="yellow"/>
                 <w:lang w:eastAsia="es-PE"/>
               </w:rPr>
             </w:pPr>
@@ -1531,6 +1477,7 @@
                 <w:rFonts w:ascii="Arial" w:eastAsia="Times New Roman" w:hAnsi="Arial" w:cs="Arial"/>
                 <w:sz w:val="20"/>
                 <w:szCs w:val="20"/>
+                <w:highlight w:val="yellow"/>
                 <w:lang w:eastAsia="es-PE"/>
               </w:rPr>
             </w:pPr>
@@ -1567,6 +1514,7 @@
                 <w:rFonts w:ascii="Arial" w:eastAsia="Times New Roman" w:hAnsi="Arial" w:cs="Arial"/>
                 <w:sz w:val="20"/>
                 <w:szCs w:val="20"/>
+                <w:highlight w:val="yellow"/>
                 <w:lang w:eastAsia="es-PE"/>
               </w:rPr>
             </w:pPr>
@@ -1604,67 +1552,134 @@
           <w:szCs w:val="20"/>
           <w:lang w:val="es-ES_tradnl"/>
         </w:rPr>
+        <w:t xml:space="preserve">Que, si bien la emisión de la orden de pago descrita se sustenta en la declaración jurada presentada por el contribuyente el </w:t>
+      </w:r>
+      <w:r>
+        <w:rPr>
+          <w:rFonts w:ascii="Arial" w:hAnsi="Arial" w:cs="Arial"/>
+          <w:bCs/>
+          <w:sz w:val="20"/>
+          <w:szCs w:val="20"/>
+          <w:lang w:val="es-ES_tradnl"/>
+        </w:rPr>
+        <w:t>17/06/2025</w:t>
+      </w:r>
+      <w:r>
+        <w:rPr>
+          <w:rFonts w:ascii="Arial" w:hAnsi="Arial" w:cs="Arial"/>
+          <w:bCs/>
+          <w:sz w:val="20"/>
+          <w:szCs w:val="20"/>
+          <w:lang w:val="es-ES_tradnl"/>
+        </w:rPr>
+        <w:t xml:space="preserve">, mediante el Formulario PDT </w:t>
+      </w:r>
+      <w:r>
+        <w:rPr>
+          <w:rFonts w:ascii="Arial" w:hAnsi="Arial" w:cs="Arial"/>
+          <w:bCs/>
+          <w:sz w:val="20"/>
+          <w:szCs w:val="20"/>
+          <w:lang w:val="es-ES_tradnl"/>
+        </w:rPr>
+        <w:t>{{</w:t>
+      </w:r>
+      <w:r>
+        <w:rPr>
+          <w:rFonts w:ascii="Arial" w:hAnsi="Arial" w:cs="Arial"/>
+          <w:bCs/>
+          <w:sz w:val="20"/>
+          <w:szCs w:val="20"/>
+          <w:lang w:val="es-ES_tradnl"/>
+        </w:rPr>
+        <w:t>PDT</w:t>
+      </w:r>
+      <w:r>
+        <w:rPr>
+          <w:rFonts w:ascii="Arial" w:hAnsi="Arial" w:cs="Arial"/>
+          <w:bCs/>
+          <w:sz w:val="20"/>
+          <w:szCs w:val="20"/>
+          <w:lang w:val="es-ES_tradnl"/>
+        </w:rPr>
+        <w:t>}}</w:t>
+      </w:r>
+      <w:r>
+        <w:rPr>
+          <w:rFonts w:ascii="Arial" w:hAnsi="Arial" w:cs="Arial"/>
+          <w:bCs/>
+          <w:sz w:val="20"/>
+          <w:szCs w:val="20"/>
+          <w:lang w:val="es-ES_tradnl"/>
+        </w:rPr>
+        <w:t xml:space="preserve"> </w:t>
+      </w:r>
+      <w:r>
+        <w:rPr>
+          <w:rFonts w:ascii="Arial" w:hAnsi="Arial" w:cs="Arial"/>
+          <w:bCs/>
+          <w:sz w:val="20"/>
+          <w:szCs w:val="20"/>
+          <w:lang w:val="es-ES_tradnl"/>
+        </w:rPr>
+        <w:t xml:space="preserve">con N.º de Orden </w:t>
+      </w:r>
+      <w:r>
+        <w:rPr>
+          <w:rFonts w:ascii="Arial" w:hAnsi="Arial" w:cs="Arial"/>
+          <w:bCs/>
+          <w:sz w:val="20"/>
+          <w:szCs w:val="20"/>
+        </w:rPr>
+        <w:t>{{</w:t>
+      </w:r>
+      <w:r>
+        <w:rPr>
+          <w:rFonts w:ascii="Arial" w:hAnsi="Arial" w:cs="Arial"/>
+          <w:bCs/>
+          <w:sz w:val="20"/>
+          <w:szCs w:val="20"/>
+        </w:rPr>
+        <w:t>NRO_O</w:t>
+      </w:r>
+      <w:r>
+        <w:rPr>
+          <w:rFonts w:ascii="Arial" w:hAnsi="Arial" w:cs="Arial"/>
+          <w:bCs/>
+          <w:sz w:val="20"/>
+          <w:szCs w:val="20"/>
+        </w:rPr>
+        <w:t>D</w:t>
+      </w:r>
+      <w:r>
+        <w:rPr>
+          <w:rFonts w:ascii="Arial" w:hAnsi="Arial" w:cs="Arial"/>
+          <w:bCs/>
+          <w:sz w:val="20"/>
+          <w:szCs w:val="20"/>
+        </w:rPr>
+        <w:t>}}</w:t>
+      </w:r>
+      <w:r>
+        <w:rPr>
+          <w:rFonts w:ascii="Arial" w:hAnsi="Arial" w:cs="Arial"/>
+          <w:bCs/>
+          <w:sz w:val="20"/>
+          <w:szCs w:val="20"/>
+          <w:lang w:val="es-ES_tradnl"/>
+        </w:rPr>
+        <w:t xml:space="preserve">, </w:t>
+      </w:r>
+      <w:r>
+        <w:rPr>
+          <w:rFonts w:ascii="Arial" w:hAnsi="Arial" w:cs="Arial"/>
+          <w:bCs/>
+          <w:sz w:val="20"/>
+          <w:szCs w:val="20"/>
+          <w:lang w:val="es-ES_tradnl"/>
+        </w:rPr>
         <w:lastRenderedPageBreak/>
-        <w:t xml:space="preserve">Que, si bien la emisión de la orden de pago descrita se sustenta en la declaración jurada presentada por el contribuyente el </w:t>
-      </w:r>
-      <w:r>
-        <w:rPr>
-          <w:rFonts w:ascii="Arial" w:hAnsi="Arial" w:cs="Arial"/>
-          <w:bCs/>
-          <w:sz w:val="20"/>
-          <w:szCs w:val="20"/>
-          <w:lang w:val="es-ES_tradnl"/>
-        </w:rPr>
-        <w:t>{{FEC_DEC}}</w:t>
-      </w:r>
-      <w:r>
-        <w:rPr>
-          <w:rFonts w:ascii="Arial" w:hAnsi="Arial" w:cs="Arial"/>
-          <w:bCs/>
-          <w:sz w:val="20"/>
-          <w:szCs w:val="20"/>
-          <w:lang w:val="es-ES_tradnl"/>
-        </w:rPr>
-        <w:t>, mediante el Formulario PDT 0</w:t>
-      </w:r>
-      <w:r>
-        <w:rPr>
-          <w:rFonts w:ascii="Arial" w:hAnsi="Arial" w:cs="Arial"/>
-          <w:bCs/>
-          <w:sz w:val="20"/>
-          <w:szCs w:val="20"/>
-          <w:lang w:val="es-ES_tradnl"/>
-        </w:rPr>
-        <w:t>617</w:t>
-      </w:r>
-      <w:r>
-        <w:rPr>
-          <w:rFonts w:ascii="Arial" w:hAnsi="Arial" w:cs="Arial"/>
-          <w:bCs/>
-          <w:sz w:val="20"/>
-          <w:szCs w:val="20"/>
-          <w:lang w:val="es-ES_tradnl"/>
-        </w:rPr>
-        <w:t xml:space="preserve"> con N.º de Orden </w:t>
-      </w:r>
-      <w:r>
-        <w:rPr>
-          <w:rFonts w:ascii="Arial" w:hAnsi="Arial" w:cs="Arial"/>
-          <w:bCs/>
-          <w:sz w:val="20"/>
-          <w:szCs w:val="20"/>
-        </w:rPr>
-        <w:t>{{NRO_OD}}</w:t>
-      </w:r>
-      <w:r>
-        <w:rPr>
-          <w:rFonts w:ascii="Arial" w:hAnsi="Arial" w:cs="Arial"/>
-          <w:bCs/>
-          <w:sz w:val="20"/>
-          <w:szCs w:val="20"/>
-          <w:lang w:val="es-ES_tradnl"/>
-        </w:rPr>
-        <w:t xml:space="preserve">, por error </w:t>
+        <w:t xml:space="preserve">por error </w:t>
       </w:r>
       <w:r>
         <w:rPr>
@@ -1753,6 +1768,30 @@
     <w:p>
       <w:pPr>
         <w:spacing w:after="0"/>
+        <w:ind w:firstLine="284"/>
+        <w:jc w:val="both"/>
+        <w:rPr>
+          <w:rFonts w:ascii="Arial" w:hAnsi="Arial" w:cs="Arial"/>
+          <w:bCs/>
+          <w:sz w:val="20"/>
+          <w:szCs w:val="20"/>
+          <w:lang w:val="es-ES_tradnl"/>
+        </w:rPr>
+      </w:pPr>
+      <w:r>
+        <w:rPr>
+          <w:rFonts w:ascii="Arial" w:hAnsi="Arial" w:cs="Arial"/>
+          <w:bCs/>
+          <w:sz w:val="20"/>
+          <w:szCs w:val="20"/>
+          <w:lang w:val="es-ES_tradnl"/>
+        </w:rPr>
+        <w:t>{{TEXTO_LIBRE}}</w:t>
+      </w:r>
+    </w:p>
+    <w:p>
+      <w:pPr>
+        <w:spacing w:after="0"/>
         <w:ind w:left="1418" w:right="1416"/>
         <w:jc w:val="both"/>
         <w:rPr>
@@ -1760,86 +1799,45 @@
           <w:bCs/>
           <w:sz w:val="20"/>
           <w:szCs w:val="20"/>
-        </w:rPr>
-      </w:pPr>
-      <w:r>
-        <w:rPr>
-          <w:noProof/>
-        </w:rPr>
-        <w:drawing>
-          <wp:anchor distT="0" distB="0" distL="114300" distR="114300" simplePos="0" relativeHeight="251663360" behindDoc="1" locked="0" layoutInCell="1" allowOverlap="1" wp14:anchorId="3AA9BF1A" wp14:editId="043B76D6">
-            <wp:simplePos x="0" y="0"/>
-            <wp:positionH relativeFrom="margin">
-              <wp:align>left</wp:align>
-            </wp:positionH>
-            <wp:positionV relativeFrom="paragraph">
-              <wp:posOffset>257810</wp:posOffset>
-            </wp:positionV>
-            <wp:extent cx="858741" cy="1030489"/>
-            <wp:effectExtent l="0" t="0" r="0" b="0"/>
-            <wp:wrapNone/>
-            <wp:docPr id="20" name="Imagen 20" descr="Imagen que contiene Gráfico&#10;&#10;Descripción generada automáticamente"/>
-            <wp:cNvGraphicFramePr>
-              <a:graphicFrameLocks xmlns:a="http://schemas.openxmlformats.org/drawingml/2006/main" noChangeAspect="1"/>
-            </wp:cNvGraphicFramePr>
-            <a:graphic xmlns:a="http://schemas.openxmlformats.org/drawingml/2006/main">
-              <a:graphicData uri="http://schemas.openxmlformats.org/drawingml/2006/picture">
-                <pic:pic xmlns:pic="http://schemas.openxmlformats.org/drawingml/2006/picture">
-                  <pic:nvPicPr>
-                    <pic:cNvPr id="20" name="Imagen 20" descr="Imagen que contiene Gráfico&#10;&#10;Descripción generada automáticamente"/>
-                    <pic:cNvPicPr/>
-                  </pic:nvPicPr>
-                  <pic:blipFill>
-                    <a:blip r:embed="rId13">
-                      <a:extLst>
-                        <a:ext uri="{28A0092B-C50C-407E-A947-70E740481C1C}">
-                          <a14:useLocalDpi xmlns:a14="http://schemas.microsoft.com/office/drawing/2010/main" val="0"/>
-                        </a:ext>
-                      </a:extLst>
-                    </a:blip>
-                    <a:stretch>
-                      <a:fillRect/>
-                    </a:stretch>
-                  </pic:blipFill>
-                  <pic:spPr>
-                    <a:xfrm>
-                      <a:off x="0" y="0"/>
-                      <a:ext cx="858741" cy="1030489"/>
-                    </a:xfrm>
-                    <a:prstGeom prst="rect">
-                      <a:avLst/>
-                    </a:prstGeom>
-                  </pic:spPr>
-                </pic:pic>
-              </a:graphicData>
-            </a:graphic>
-          </wp:anchor>
-        </w:drawing>
-      </w:r>
-      <w:r>
-        <w:rPr>
-          <w:rFonts w:ascii="Arial" w:hAnsi="Arial" w:cs="Arial"/>
-          <w:bCs/>
-          <w:noProof/>
-          <w:sz w:val="20"/>
-          <w:szCs w:val="20"/>
-        </w:rPr>
-        <w:t>En uso de las facultades conferidas por la Ley General de la Superintendencia Nacional de Aduanas y de Administración Tributaria - SUNAT, aprobada por el Decreto Legislativo N.° 501 y modificatorias y conforme a lo dispuesto en el literal o) del artículo 4° de Texto Integrado del Reglamento de Organización y Funciones (ROF) de la Superintendencia Nacional de Aduanas y de Administración Tributaria aprobado por la Resolución de Superintendencia N.° 159-2024/SUNAT</w:t>
-      </w:r>
-      <w:r>
-        <w:rPr>
-          <w:rFonts w:ascii="Arial" w:hAnsi="Arial" w:cs="Arial"/>
-          <w:bCs/>
-          <w:sz w:val="20"/>
-          <w:szCs w:val="20"/>
-        </w:rPr>
-        <w:t>.</w:t>
-      </w:r>
+          <w:lang w:val="es-ES_tradnl"/>
+        </w:rPr>
+      </w:pPr>
     </w:p>
     <w:p>
       <w:pPr>
         <w:spacing w:after="0"/>
-        <w:ind w:firstLine="284"/>
+        <w:ind w:left="1418" w:right="1416"/>
+        <w:jc w:val="both"/>
+        <w:rPr>
+          <w:rFonts w:ascii="Arial" w:hAnsi="Arial" w:cs="Arial"/>
+          <w:bCs/>
+          <w:sz w:val="20"/>
+          <w:szCs w:val="20"/>
+        </w:rPr>
+      </w:pPr>
+      <w:r>
+        <w:rPr>
+          <w:rFonts w:ascii="Arial" w:hAnsi="Arial" w:cs="Arial"/>
+          <w:noProof/>
+          <w:sz w:val="20"/>
+          <w:szCs w:val="20"/>
+        </w:rPr>
+        <w:t>En uso de las facultades conferidas por la Ley General de la Superintendencia Nacional de Aduanas y de Administración Tributaria - SUNAT, aprobada por el Decreto Legislativo N.° 501 y modificatorias y conforme a lo dispuesto en el literal o) del artículo 4° de Texto Integrado del Reglamento de Organización y Funciones (ROF) de la Superintendencia Nacional de Aduanas y de Administración Tributaria aprobado por la Resolución de Superintendencia N.° 159-2024/SUNAT; y en ejercicio de la facultad de delegación de firmas señalada en el artículo 72° del TUO de la Ley del Procedimiento Administrativo General - Ley N.° 27444</w:t>
+      </w:r>
+      <w:r>
+        <w:rPr>
+          <w:rFonts w:ascii="Arial" w:hAnsi="Arial" w:cs="Arial"/>
+          <w:bCs/>
+          <w:sz w:val="20"/>
+          <w:szCs w:val="20"/>
+        </w:rPr>
+        <w:t>.</w:t>
+      </w:r>
+    </w:p>
+    <w:p>
+      <w:pPr>
+        <w:spacing w:after="0"/>
+        <w:ind w:left="0"/>
         <w:jc w:val="both"/>
         <w:rPr>
           <w:rFonts w:ascii="Arial" w:hAnsi="Arial" w:cs="Arial"/>
@@ -1910,13 +1908,13 @@
           <w:noProof/>
         </w:rPr>
         <w:drawing>
-          <wp:anchor distT="0" distB="0" distL="114300" distR="114300" simplePos="0" relativeHeight="251673600" behindDoc="1" locked="0" layoutInCell="1" allowOverlap="1" wp14:anchorId="56D36B7D" wp14:editId="7807B441">
+          <wp:anchor distT="0" distB="0" distL="114300" distR="114300" simplePos="0" relativeHeight="251673600" behindDoc="1" locked="0" layoutInCell="1" allowOverlap="1" wp14:anchorId="56D36B7D" wp14:editId="111963EB">
             <wp:simplePos x="0" y="0"/>
             <wp:positionH relativeFrom="margin">
               <wp:align>left</wp:align>
             </wp:positionH>
             <wp:positionV relativeFrom="paragraph">
-              <wp:posOffset>501015</wp:posOffset>
+              <wp:posOffset>55742</wp:posOffset>
             </wp:positionV>
             <wp:extent cx="836957" cy="896036"/>
             <wp:effectExtent l="0" t="0" r="1270" b="0"/>
@@ -1935,7 +1933,7 @@
                     </pic:cNvPicPr>
                   </pic:nvPicPr>
                   <pic:blipFill rotWithShape="1">
-                    <a:blip r:embed="rId14">
+                    <a:blip r:embed="rId13">
                       <a:extLst>
                         <a:ext uri="{28A0092B-C50C-407E-A947-70E740481C1C}">
                           <a14:useLocalDpi xmlns:a14="http://schemas.microsoft.com/office/drawing/2010/main" val="0"/>
@@ -2025,106 +2023,133 @@
       </w:r>
       <w:r>
         <w:rPr>
+          <w:rFonts w:ascii="Arial" w:hAnsi="Arial" w:cs="Arial"/>
+          <w:bCs/>
+          <w:sz w:val="20"/>
+          <w:szCs w:val="20"/>
+        </w:rPr>
+        <w:t>{{NRO_EXP}}</w:t>
+      </w:r>
+      <w:r>
+        <w:rPr>
+          <w:rFonts w:ascii="Arial" w:hAnsi="Arial" w:cs="Arial"/>
+          <w:bCs/>
+          <w:sz w:val="20"/>
+          <w:szCs w:val="20"/>
+        </w:rPr>
+        <w:t xml:space="preserve"> </w:t>
+      </w:r>
+      <w:r>
+        <w:rPr>
           <w:rFonts w:ascii="Arial" w:eastAsia="Times New Roman" w:hAnsi="Arial" w:cs="Arial"/>
           <w:sz w:val="20"/>
           <w:szCs w:val="20"/>
           <w:lang w:eastAsia="es-ES"/>
         </w:rPr>
-        <w:t>{{NRO_EXP}}</w:t>
+        <w:t xml:space="preserve">generado por la emisión de oficio del </w:t>
       </w:r>
       <w:r>
         <w:rPr>
           <w:rFonts w:ascii="Arial" w:eastAsia="Times New Roman" w:hAnsi="Arial" w:cs="Arial"/>
           <w:sz w:val="20"/>
           <w:szCs w:val="20"/>
+          <w:lang w:val="es-ES_tradnl" w:eastAsia="es-ES"/>
+        </w:rPr>
+        <w:t xml:space="preserve">Formulario N.º 194 “Comunicación para la revocación, modificación, sustitución, complementación o convalidación de los actos administrativos”, de fecha </w:t>
+      </w:r>
+      <w:r>
+        <w:rPr>
+          <w:rFonts w:ascii="Arial" w:hAnsi="Arial" w:cs="Arial"/>
+          <w:bCs/>
+          <w:sz w:val="20"/>
+          <w:szCs w:val="20"/>
+        </w:rPr>
+        <w:t>{{FEC_EXP}}</w:t>
+      </w:r>
+      <w:r>
+        <w:rPr>
+          <w:rFonts w:ascii="Arial" w:hAnsi="Arial" w:cs="Arial"/>
+          <w:bCs/>
+          <w:sz w:val="20"/>
+          <w:szCs w:val="20"/>
+          <w:lang w:val="es-ES_tradnl"/>
+        </w:rPr>
+        <w:t xml:space="preserve">, </w:t>
+      </w:r>
+      <w:r>
+        <w:rPr>
+          <w:rFonts w:ascii="Arial" w:eastAsia="Times New Roman" w:hAnsi="Arial" w:cs="Arial"/>
+          <w:sz w:val="20"/>
+          <w:szCs w:val="20"/>
           <w:lang w:eastAsia="es-ES"/>
         </w:rPr>
-        <w:t xml:space="preserve"> </w:t>
+        <w:t xml:space="preserve">correspondiente al contribuyente </w:t>
+      </w:r>
+      <w:r>
+        <w:rPr>
+          <w:rFonts w:ascii="Arial" w:hAnsi="Arial" w:cs="Arial"/>
+          <w:b/>
+          <w:sz w:val="20"/>
+          <w:szCs w:val="20"/>
+        </w:rPr>
+        <w:t>{{RAZON_SOCIAL}}</w:t>
+      </w:r>
+      <w:r>
+        <w:rPr>
+          <w:rFonts w:ascii="Arial" w:hAnsi="Arial" w:cs="Arial"/>
+          <w:bCs/>
+          <w:sz w:val="20"/>
+          <w:szCs w:val="20"/>
+          <w:lang w:val="es-ES_tradnl"/>
+        </w:rPr>
+        <w:t>,</w:t>
       </w:r>
       <w:r>
         <w:rPr>
           <w:rFonts w:ascii="Arial" w:eastAsia="Times New Roman" w:hAnsi="Arial" w:cs="Arial"/>
           <w:sz w:val="20"/>
           <w:szCs w:val="20"/>
-          <w:lang w:eastAsia="es-ES"/>
-        </w:rPr>
-        <w:t xml:space="preserve">generado por la emisión de oficio del </w:t>
-      </w:r>
-      <w:r>
-        <w:rPr>
-          <w:rFonts w:ascii="Arial" w:eastAsia="Times New Roman" w:hAnsi="Arial" w:cs="Arial"/>
-          <w:sz w:val="20"/>
-          <w:szCs w:val="20"/>
           <w:lang w:val="es-ES_tradnl" w:eastAsia="es-ES"/>
         </w:rPr>
-        <w:t xml:space="preserve">Formulario N.º 194 “Comunicación para la revocación, modificación, sustitución, complementación o convalidación de los actos administrativos”, de fecha </w:t>
-      </w:r>
-      <w:r>
-        <w:rPr>
-          <w:rFonts w:ascii="Arial" w:eastAsia="Times New Roman" w:hAnsi="Arial" w:cs="Arial"/>
-          <w:sz w:val="20"/>
-          <w:szCs w:val="20"/>
-          <w:lang w:eastAsia="es-ES"/>
-        </w:rPr>
-        <w:t>{{FEC_EXP}}</w:t>
-      </w:r>
-      <w:r>
-        <w:rPr>
-          <w:rFonts w:ascii="Arial" w:eastAsia="Times New Roman" w:hAnsi="Arial" w:cs="Arial"/>
-          <w:sz w:val="20"/>
-          <w:szCs w:val="20"/>
-          <w:lang w:eastAsia="es-ES"/>
-        </w:rPr>
-        <w:t xml:space="preserve">, correspondiente al contribuyente </w:t>
-      </w:r>
-      <w:r>
-        <w:rPr>
-          <w:rFonts w:ascii="Arial" w:eastAsia="Times New Roman" w:hAnsi="Arial" w:cs="Arial"/>
+        <w:t xml:space="preserve"> identificado con RUC N.º </w:t>
+      </w:r>
+      <w:r>
+        <w:rPr>
+          <w:rFonts w:ascii="Arial" w:hAnsi="Arial" w:cs="Arial"/>
+          <w:b/>
+          <w:sz w:val="20"/>
+          <w:szCs w:val="20"/>
+        </w:rPr>
+        <w:t>{{RUC}}</w:t>
+      </w:r>
+      <w:r>
+        <w:rPr>
+          <w:rFonts w:ascii="Arial" w:hAnsi="Arial" w:cs="Arial"/>
+          <w:sz w:val="20"/>
+          <w:szCs w:val="20"/>
+          <w:lang w:val="es-ES_tradnl"/>
+        </w:rPr>
+        <w:t xml:space="preserve">; en consecuencia, </w:t>
+      </w:r>
+      <w:r>
+        <w:rPr>
+          <w:rFonts w:ascii="Arial" w:hAnsi="Arial" w:cs="Arial"/>
           <w:b/>
           <w:bCs/>
           <w:sz w:val="20"/>
           <w:szCs w:val="20"/>
-          <w:lang w:eastAsia="es-ES"/>
-        </w:rPr>
-        <w:t>{{RAZON_SOCIAL}}</w:t>
-      </w:r>
-      <w:r>
-        <w:rPr>
-          <w:rFonts w:ascii="Arial" w:eastAsia="Times New Roman" w:hAnsi="Arial" w:cs="Arial"/>
-          <w:sz w:val="20"/>
-          <w:szCs w:val="20"/>
-          <w:lang w:val="es-ES_tradnl" w:eastAsia="es-ES"/>
-        </w:rPr>
-        <w:t xml:space="preserve">, </w:t>
-      </w:r>
-      <w:r>
-        <w:rPr>
-          <w:rFonts w:ascii="Arial" w:eastAsia="Times New Roman" w:hAnsi="Arial" w:cs="Arial"/>
-          <w:sz w:val="20"/>
-          <w:szCs w:val="20"/>
-          <w:lang w:val="es-ES_tradnl" w:eastAsia="es-ES"/>
-        </w:rPr>
-        <w:t xml:space="preserve">identificado con RUC N.º </w:t>
-      </w:r>
-      <w:r>
-        <w:rPr>
-          <w:rFonts w:ascii="Arial" w:eastAsia="Times New Roman" w:hAnsi="Arial" w:cs="Arial"/>
-          <w:b/>
-          <w:color w:val="000000"/>
-          <w:sz w:val="20"/>
-          <w:szCs w:val="20"/>
-          <w:lang w:eastAsia="es-ES"/>
-        </w:rPr>
-        <w:t>{{RUC}}</w:t>
-      </w:r>
-      <w:r>
-        <w:rPr>
-          <w:rFonts w:ascii="Arial" w:hAnsi="Arial" w:cs="Arial"/>
-          <w:sz w:val="20"/>
-          <w:szCs w:val="20"/>
           <w:lang w:val="es-ES_tradnl"/>
         </w:rPr>
-        <w:t xml:space="preserve">; en consecuencia, </w:t>
+        <w:t>REVOQUESE</w:t>
+      </w:r>
+      <w:r>
+        <w:rPr>
+          <w:rFonts w:ascii="Arial" w:hAnsi="Arial" w:cs="Arial"/>
+          <w:sz w:val="20"/>
+          <w:szCs w:val="20"/>
+          <w:lang w:val="es-ES_tradnl"/>
+        </w:rPr>
+        <w:t xml:space="preserve"> la Orden de Pago N.º </w:t>
       </w:r>
       <w:r>
         <w:rPr>
@@ -2133,38 +2158,15 @@
           <w:bCs/>
           <w:sz w:val="20"/>
           <w:szCs w:val="20"/>
+        </w:rPr>
+        <w:t>{{NRO_OP}}</w:t>
+      </w:r>
+      <w:r>
+        <w:rPr>
+          <w:rFonts w:ascii="Arial" w:hAnsi="Arial" w:cs="Arial"/>
+          <w:sz w:val="20"/>
+          <w:szCs w:val="20"/>
           <w:lang w:val="es-ES_tradnl"/>
-        </w:rPr>
-        <w:t>REVOQUESE</w:t>
-      </w:r>
-      <w:r>
-        <w:rPr>
-          <w:rFonts w:ascii="Arial" w:hAnsi="Arial" w:cs="Arial"/>
-          <w:sz w:val="20"/>
-          <w:szCs w:val="20"/>
-          <w:lang w:val="es-ES_tradnl"/>
-        </w:rPr>
-        <w:t xml:space="preserve"> la Orden de Pago N.º </w:t>
-      </w:r>
-      <w:r>
-        <w:rPr>
-          <w:rFonts w:ascii="Arial" w:eastAsia="Times New Roman" w:hAnsi="Arial" w:cs="Arial"/>
-          <w:b/>
-          <w:bCs/>
-          <w:sz w:val="20"/>
-          <w:szCs w:val="20"/>
-          <w:lang w:eastAsia="es-ES"/>
-        </w:rPr>
-        <w:t>{{NRO_OP}}</w:t>
-      </w:r>
-      <w:r>
-        <w:rPr>
-          <w:rFonts w:ascii="Arial" w:eastAsia="Times New Roman" w:hAnsi="Arial" w:cs="Arial"/>
-          <w:b/>
-          <w:bCs/>
-          <w:sz w:val="20"/>
-          <w:szCs w:val="20"/>
-          <w:lang w:eastAsia="es-ES"/>
         </w:rPr>
         <w:t>.</w:t>
       </w:r>
@@ -2320,33 +2322,23 @@
           <w:szCs w:val="20"/>
         </w:rPr>
       </w:pPr>
-    </w:p>
-    <w:p>
-      <w:pPr>
-        <w:spacing w:after="0"/>
-        <w:rPr>
-          <w:rFonts w:ascii="Arial" w:hAnsi="Arial" w:cs="Arial"/>
-          <w:sz w:val="20"/>
-          <w:szCs w:val="20"/>
-        </w:rPr>
-      </w:pPr>
       <w:r>
         <w:rPr>
           <w:noProof/>
         </w:rPr>
         <w:drawing>
-          <wp:anchor distT="0" distB="0" distL="114300" distR="114300" simplePos="0" relativeHeight="251677696" behindDoc="1" locked="0" layoutInCell="1" allowOverlap="1" wp14:anchorId="5CA69C5A" wp14:editId="7869BDAD">
+          <wp:anchor distT="0" distB="0" distL="114300" distR="114300" simplePos="0" relativeHeight="251675648" behindDoc="1" locked="0" layoutInCell="1" allowOverlap="1" wp14:anchorId="11D7C5F0" wp14:editId="40019987">
             <wp:simplePos x="0" y="0"/>
-            <wp:positionH relativeFrom="column">
-              <wp:posOffset>2714625</wp:posOffset>
+            <wp:positionH relativeFrom="margin">
+              <wp:posOffset>2544417</wp:posOffset>
             </wp:positionH>
             <wp:positionV relativeFrom="paragraph">
-              <wp:posOffset>161925</wp:posOffset>
+              <wp:posOffset>77332</wp:posOffset>
             </wp:positionV>
-            <wp:extent cx="1854251" cy="864559"/>
-            <wp:effectExtent l="0" t="0" r="0" b="0"/>
+            <wp:extent cx="2316559" cy="1290210"/>
+            <wp:effectExtent l="0" t="0" r="7620" b="5715"/>
             <wp:wrapNone/>
-            <wp:docPr id="2046195723" name="Imagen 1" descr="Texto, Carta&#10;&#10;El contenido generado por IA puede ser incorrecto."/>
+            <wp:docPr id="1306679053" name="Imagen 1"/>
             <wp:cNvGraphicFramePr>
               <a:graphicFrameLocks xmlns:a="http://schemas.openxmlformats.org/drawingml/2006/main" noChangeAspect="1"/>
             </wp:cNvGraphicFramePr>
@@ -2354,29 +2346,41 @@
               <a:graphicData uri="http://schemas.openxmlformats.org/drawingml/2006/picture">
                 <pic:pic xmlns:pic="http://schemas.openxmlformats.org/drawingml/2006/picture">
                   <pic:nvPicPr>
-                    <pic:cNvPr id="2046195723" name="Imagen 1" descr="Texto, Carta&#10;&#10;El contenido generado por IA puede ser incorrecto."/>
-                    <pic:cNvPicPr/>
+                    <pic:cNvPr id="0" name="Picture 1"/>
+                    <pic:cNvPicPr>
+                      <a:picLocks noChangeAspect="1" noChangeArrowheads="1"/>
+                    </pic:cNvPicPr>
                   </pic:nvPicPr>
-                  <pic:blipFill>
-                    <a:blip r:embed="rId15">
+                  <pic:blipFill rotWithShape="1">
+                    <a:blip r:embed="rId14" r:link="rId15">
                       <a:extLst>
                         <a:ext uri="{28A0092B-C50C-407E-A947-70E740481C1C}">
                           <a14:useLocalDpi xmlns:a14="http://schemas.microsoft.com/office/drawing/2010/main" val="0"/>
                         </a:ext>
                       </a:extLst>
                     </a:blip>
+                    <a:srcRect l="4950" t="12735" r="5683" b="11954"/>
                     <a:stretch>
                       <a:fillRect/>
                     </a:stretch>
                   </pic:blipFill>
-                  <pic:spPr>
+                  <pic:spPr bwMode="auto">
                     <a:xfrm>
                       <a:off x="0" y="0"/>
-                      <a:ext cx="1854251" cy="864559"/>
+                      <a:ext cx="2316559" cy="1290210"/>
                     </a:xfrm>
                     <a:prstGeom prst="rect">
                       <a:avLst/>
                     </a:prstGeom>
+                    <a:noFill/>
+                    <a:ln>
+                      <a:noFill/>
+                    </a:ln>
+                    <a:extLst>
+                      <a:ext uri="{53640926-AAD7-44D8-BBD7-CCE9431645EC}">
+                        <a14:shadowObscured xmlns:a14="http://schemas.microsoft.com/office/drawing/2010/main"/>
+                      </a:ext>
+                    </a:extLst>
                   </pic:spPr>
                 </pic:pic>
               </a:graphicData>
@@ -2390,6 +2394,16 @@
           </wp:anchor>
         </w:drawing>
       </w:r>
+    </w:p>
+    <w:p>
+      <w:pPr>
+        <w:spacing w:after="0"/>
+        <w:rPr>
+          <w:rFonts w:ascii="Arial" w:hAnsi="Arial" w:cs="Arial"/>
+          <w:sz w:val="20"/>
+          <w:szCs w:val="20"/>
+        </w:rPr>
+      </w:pPr>
     </w:p>
     <w:sectPr>
       <w:headerReference w:type="default" r:id="rId16"/>
@@ -7292,130 +7306,130 @@
       </w:rPr>
     </w:lvl>
   </w:abstractNum>
-  <w:num w:numId="1" w16cid:durableId="1215119044">
+  <w:num w:numId="1" w16cid:durableId="2124107">
     <w:abstractNumId w:val="0"/>
   </w:num>
-  <w:num w:numId="2" w16cid:durableId="1010108346">
+  <w:num w:numId="2" w16cid:durableId="816385783">
     <w:abstractNumId w:val="24"/>
   </w:num>
-  <w:num w:numId="3" w16cid:durableId="337587499">
+  <w:num w:numId="3" w16cid:durableId="354696406">
     <w:abstractNumId w:val="12"/>
   </w:num>
-  <w:num w:numId="4" w16cid:durableId="1495338969">
+  <w:num w:numId="4" w16cid:durableId="535502796">
     <w:abstractNumId w:val="19"/>
   </w:num>
-  <w:num w:numId="5" w16cid:durableId="810052105">
+  <w:num w:numId="5" w16cid:durableId="1977103550">
     <w:abstractNumId w:val="21"/>
   </w:num>
-  <w:num w:numId="6" w16cid:durableId="777140971">
+  <w:num w:numId="6" w16cid:durableId="884217163">
     <w:abstractNumId w:val="2"/>
   </w:num>
-  <w:num w:numId="7" w16cid:durableId="2119635922">
+  <w:num w:numId="7" w16cid:durableId="1439181487">
     <w:abstractNumId w:val="20"/>
   </w:num>
-  <w:num w:numId="8" w16cid:durableId="488639694">
+  <w:num w:numId="8" w16cid:durableId="1267035158">
     <w:abstractNumId w:val="32"/>
   </w:num>
-  <w:num w:numId="9" w16cid:durableId="2125611928">
+  <w:num w:numId="9" w16cid:durableId="1139691509">
     <w:abstractNumId w:val="1"/>
   </w:num>
-  <w:num w:numId="10" w16cid:durableId="1743135608">
+  <w:num w:numId="10" w16cid:durableId="824737482">
     <w:abstractNumId w:val="40"/>
   </w:num>
-  <w:num w:numId="11" w16cid:durableId="1755198708">
+  <w:num w:numId="11" w16cid:durableId="388117644">
     <w:abstractNumId w:val="6"/>
   </w:num>
-  <w:num w:numId="12" w16cid:durableId="728387320">
+  <w:num w:numId="12" w16cid:durableId="1788816022">
     <w:abstractNumId w:val="37"/>
   </w:num>
-  <w:num w:numId="13" w16cid:durableId="1392387452">
+  <w:num w:numId="13" w16cid:durableId="402488938">
     <w:abstractNumId w:val="17"/>
   </w:num>
-  <w:num w:numId="14" w16cid:durableId="1289580812">
+  <w:num w:numId="14" w16cid:durableId="1023478324">
     <w:abstractNumId w:val="7"/>
   </w:num>
-  <w:num w:numId="15" w16cid:durableId="651522438">
+  <w:num w:numId="15" w16cid:durableId="1355233832">
     <w:abstractNumId w:val="16"/>
   </w:num>
-  <w:num w:numId="16" w16cid:durableId="1602296970">
+  <w:num w:numId="16" w16cid:durableId="871117195">
     <w:abstractNumId w:val="11"/>
   </w:num>
-  <w:num w:numId="17" w16cid:durableId="336427217">
+  <w:num w:numId="17" w16cid:durableId="1686906874">
     <w:abstractNumId w:val="25"/>
   </w:num>
-  <w:num w:numId="18" w16cid:durableId="1155727404">
+  <w:num w:numId="18" w16cid:durableId="343362673">
     <w:abstractNumId w:val="28"/>
   </w:num>
-  <w:num w:numId="19" w16cid:durableId="1480028692">
+  <w:num w:numId="19" w16cid:durableId="681401219">
     <w:abstractNumId w:val="8"/>
   </w:num>
-  <w:num w:numId="20" w16cid:durableId="862401339">
+  <w:num w:numId="20" w16cid:durableId="1627856353">
     <w:abstractNumId w:val="27"/>
   </w:num>
-  <w:num w:numId="21" w16cid:durableId="419253501">
+  <w:num w:numId="21" w16cid:durableId="1664888292">
     <w:abstractNumId w:val="22"/>
   </w:num>
-  <w:num w:numId="22" w16cid:durableId="1431048085">
+  <w:num w:numId="22" w16cid:durableId="1466660948">
     <w:abstractNumId w:val="41"/>
   </w:num>
-  <w:num w:numId="23" w16cid:durableId="108790595">
+  <w:num w:numId="23" w16cid:durableId="765006578">
     <w:abstractNumId w:val="18"/>
   </w:num>
-  <w:num w:numId="24" w16cid:durableId="1441299846">
+  <w:num w:numId="24" w16cid:durableId="849762534">
     <w:abstractNumId w:val="5"/>
   </w:num>
-  <w:num w:numId="25" w16cid:durableId="1401637362">
+  <w:num w:numId="25" w16cid:durableId="757798288">
     <w:abstractNumId w:val="10"/>
   </w:num>
-  <w:num w:numId="26" w16cid:durableId="150761192">
+  <w:num w:numId="26" w16cid:durableId="1329405544">
     <w:abstractNumId w:val="35"/>
   </w:num>
-  <w:num w:numId="27" w16cid:durableId="2021538461">
+  <w:num w:numId="27" w16cid:durableId="268047128">
     <w:abstractNumId w:val="34"/>
   </w:num>
-  <w:num w:numId="28" w16cid:durableId="1745445521">
+  <w:num w:numId="28" w16cid:durableId="1699744293">
     <w:abstractNumId w:val="39"/>
   </w:num>
-  <w:num w:numId="29" w16cid:durableId="615260440">
+  <w:num w:numId="29" w16cid:durableId="802307573">
     <w:abstractNumId w:val="15"/>
   </w:num>
-  <w:num w:numId="30" w16cid:durableId="1308903374">
+  <w:num w:numId="30" w16cid:durableId="965740281">
     <w:abstractNumId w:val="4"/>
   </w:num>
-  <w:num w:numId="31" w16cid:durableId="2010214637">
+  <w:num w:numId="31" w16cid:durableId="1447042399">
     <w:abstractNumId w:val="14"/>
   </w:num>
-  <w:num w:numId="32" w16cid:durableId="180359165">
+  <w:num w:numId="32" w16cid:durableId="1903709650">
     <w:abstractNumId w:val="26"/>
   </w:num>
-  <w:num w:numId="33" w16cid:durableId="47456344">
+  <w:num w:numId="33" w16cid:durableId="61292575">
     <w:abstractNumId w:val="31"/>
   </w:num>
-  <w:num w:numId="34" w16cid:durableId="443692989">
+  <w:num w:numId="34" w16cid:durableId="2040230941">
     <w:abstractNumId w:val="13"/>
   </w:num>
-  <w:num w:numId="35" w16cid:durableId="45689158">
+  <w:num w:numId="35" w16cid:durableId="1559246039">
     <w:abstractNumId w:val="38"/>
   </w:num>
-  <w:num w:numId="36" w16cid:durableId="782459200">
+  <w:num w:numId="36" w16cid:durableId="286351617">
     <w:abstractNumId w:val="23"/>
   </w:num>
-  <w:num w:numId="37" w16cid:durableId="510292923">
+  <w:num w:numId="37" w16cid:durableId="2049716789">
     <w:abstractNumId w:val="30"/>
   </w:num>
-  <w:num w:numId="38" w16cid:durableId="141972337">
+  <w:num w:numId="38" w16cid:durableId="1640301375">
     <w:abstractNumId w:val="3"/>
   </w:num>
-  <w:num w:numId="39" w16cid:durableId="414400755">
+  <w:num w:numId="39" w16cid:durableId="1796942469">
     <w:abstractNumId w:val="33"/>
   </w:num>
-  <w:num w:numId="40" w16cid:durableId="1635258295">
+  <w:num w:numId="40" w16cid:durableId="308480175">
     <w:abstractNumId w:val="36"/>
   </w:num>
-  <w:num w:numId="41" w16cid:durableId="483161958">
+  <w:num w:numId="41" w16cid:durableId="837504933">
     <w:abstractNumId w:val="29"/>
   </w:num>
-  <w:num w:numId="42" w16cid:durableId="930238106">
+  <w:num w:numId="42" w16cid:durableId="771895005">
     <w:abstractNumId w:val="9"/>
   </w:num>
 </w:numbering>
